--- a/downloads/workplace-holiday-request-template.docx
+++ b/downloads/workplace-holiday-request-template.docx
@@ -2,6 +2,21 @@
 <file path=word/document.xml><?xml version="1.0" encoding="utf-8"?>
 <w:document xmlns:wpc="http://schemas.microsoft.com/office/word/2010/wordprocessingCanvas" xmlns:mo="http://schemas.microsoft.com/office/mac/office/2008/main" xmlns:mc="http://schemas.openxmlformats.org/markup-compatibility/2006" xmlns:mv="urn:schemas-microsoft-com:mac:vml" xmlns:o="urn:schemas-microsoft-com:office:office" xmlns:r="http://schemas.openxmlformats.org/officeDocument/2006/relationships" xmlns:m="http://schemas.openxmlformats.org/officeDocument/2006/math" xmlns:v="urn:schemas-microsoft-com:vml" xmlns:wp14="http://schemas.microsoft.com/office/word/2010/wordprocessingDrawing" xmlns:wp="http://schemas.openxmlformats.org/drawingml/2006/wordprocessingDrawing" xmlns:w10="urn:schemas-microsoft-com:office:word" xmlns:w="http://schemas.openxmlformats.org/wordprocessingml/2006/main" xmlns:w14="http://schemas.microsoft.com/office/word/2010/wordml" xmlns:wpg="http://schemas.microsoft.com/office/word/2010/wordprocessingGroup" xmlns:wpi="http://schemas.microsoft.com/office/word/2010/wordprocessingInk" xmlns:wne="http://schemas.microsoft.com/office/word/2006/wordml" xmlns:wps="http://schemas.microsoft.com/office/word/2010/wordprocessingShape" mc:Ignorable="w14 wp14">
   <w:body>
+    <w:p>
+      <w:pPr>
+        <w:spacing w:before="380" w:after="60"/>
+      </w:pPr>
+      <w:r>
+        <w:rPr>
+          <w:rFonts w:ascii="Georgia" w:hAnsi="Georgia"/>
+          <w:b/>
+          <w:i w:val="0"/>
+          <w:color w:val="000000"/>
+          <w:sz w:val="30"/>
+        </w:rPr>
+        <w:t>Workplace: Passover leave and scheduling</w:t>
+      </w:r>
+    </w:p>
     <w:p>
       <w:pPr>
         <w:spacing w:after="300"/>
@@ -10,130 +25,303 @@
         <w:rPr>
           <w:rFonts w:ascii="Aptos" w:hAnsi="Aptos"/>
           <w:b/>
-          <w:color w:val="9F5F39"/>
-          <w:sz w:val="18"/>
+          <w:i w:val="0"/>
+          <w:color w:val="000000"/>
+          <w:sz w:val="16"/>
         </w:rPr>
-        <w:t>THE JEWISH MUTUAL  /  WORKPLACE RESOURCES</w:t>
+        <w:t>SPRING 2027 / EMPLOYMENT</w:t>
       </w:r>
     </w:p>
     <w:p>
       <w:pPr>
-        <w:pStyle w:val="DocTitle"/>
+        <w:spacing w:after="280"/>
+        <w:ind w:left="173"/>
+        <w:pBdr>
+          <w:bottom w:val="single" w:sz="8" w:color="000000" w:space="8"/>
+        </w:pBdr>
       </w:pPr>
       <w:r>
-        <w:t>Workplace Religious Holiday Accommodation</w:t>
+        <w:rPr>
+          <w:rFonts w:ascii="Aptos" w:hAnsi="Aptos"/>
+          <w:b/>
+          <w:i w:val="0"/>
+          <w:color w:val="000000"/>
+          <w:sz w:val="16"/>
+        </w:rPr>
+        <w:t xml:space="preserve">BEFORE SENDING  </w:t>
+      </w:r>
+      <w:r>
+        <w:rPr>
+          <w:rFonts w:ascii="Aptos" w:hAnsi="Aptos"/>
+          <w:b w:val="0"/>
+          <w:i w:val="0"/>
+          <w:color w:val="000000"/>
+          <w:sz w:val="16"/>
+        </w:rPr>
+        <w:t>Replace brackets and request only shifts that conflict with your practice. This is an employee-sent request, not a certification from The Jewish Mutual.</w:t>
+      </w:r>
+    </w:p>
+    <w:p>
+      <w:r>
+        <w:rPr>
+          <w:rFonts w:ascii="Aptos" w:hAnsi="Aptos"/>
+          <w:b w:val="0"/>
+          <w:i w:val="0"/>
+          <w:color w:val="000000"/>
+          <w:sz w:val="20"/>
+        </w:rPr>
+        <w:t>[DATE]</w:t>
+      </w:r>
+    </w:p>
+    <w:p>
+      <w:r>
+        <w:rPr>
+          <w:rFonts w:ascii="Aptos" w:hAnsi="Aptos"/>
+          <w:b w:val="0"/>
+          <w:i w:val="0"/>
+          <w:color w:val="000000"/>
+          <w:sz w:val="20"/>
+        </w:rPr>
+        <w:t>To: [SUPERVISOR OR HR CONTACT]</w:t>
       </w:r>
     </w:p>
     <w:p>
       <w:pPr>
-        <w:pStyle w:val="DocMinor"/>
+        <w:spacing w:after="200"/>
       </w:pPr>
       <w:r>
-        <w:t>CUSTOMIZABLE EMPLOYEE LETTER TEMPLATE</w:t>
+        <w:rPr>
+          <w:rFonts w:ascii="Aptos" w:hAnsi="Aptos"/>
+          <w:b/>
+          <w:i w:val="0"/>
+          <w:color w:val="000000"/>
+          <w:sz w:val="21"/>
+        </w:rPr>
+        <w:t>Subject: Request for religious scheduling accommodation: Passover 2027</w:t>
       </w:r>
     </w:p>
     <w:p>
       <w:r>
-        <w:t>Replace all bracketed text before sending. This template is a starting point for a respectful accommodation request, not an official religious certification or legal opinion.</w:t>
+        <w:rPr>
+          <w:rFonts w:ascii="Aptos" w:hAnsi="Aptos"/>
+          <w:b w:val="0"/>
+          <w:i w:val="0"/>
+          <w:color w:val="000000"/>
+          <w:sz w:val="21"/>
+        </w:rPr>
+        <w:t xml:space="preserve">Dear </w:t>
+      </w:r>
+      <w:r>
+        <w:rPr>
+          <w:rFonts w:ascii="Aptos" w:hAnsi="Aptos"/>
+          <w:b/>
+          <w:i w:val="0"/>
+          <w:color w:val="000000"/>
+          <w:sz w:val="21"/>
+        </w:rPr>
+        <w:t>[NAME]</w:t>
+      </w:r>
+      <w:r>
+        <w:rPr>
+          <w:rFonts w:ascii="Aptos" w:hAnsi="Aptos"/>
+          <w:b w:val="0"/>
+          <w:i w:val="0"/>
+          <w:color w:val="000000"/>
+          <w:sz w:val="21"/>
+        </w:rPr>
+        <w:t>,</w:t>
       </w:r>
     </w:p>
     <w:p>
       <w:r>
-        <w:t>[Date]</w:t>
+        <w:rPr>
+          <w:rFonts w:ascii="Aptos" w:hAnsi="Aptos"/>
+          <w:b w:val="0"/>
+          <w:i w:val="0"/>
+          <w:color w:val="000000"/>
+          <w:sz w:val="21"/>
+        </w:rPr>
+        <w:t>I am requesting a scheduling accommodation for Passover, which begins before sunset on Wednesday, April 21, 2027, and ends after nightfall on Thursday, April 29, 2027.</w:t>
       </w:r>
     </w:p>
     <w:p>
       <w:r>
-        <w:t>Dear [Supervisor / HR contact],</w:t>
+        <w:rPr>
+          <w:rFonts w:ascii="Aptos" w:hAnsi="Aptos"/>
+          <w:b w:val="0"/>
+          <w:i w:val="0"/>
+          <w:color w:val="000000"/>
+          <w:sz w:val="21"/>
+        </w:rPr>
+        <w:t xml:space="preserve">Because of my religious observance, I will be unable to work during the festival days of Thursday-Friday, April 22-23, and Wednesday-Thursday, April 28-29. I may also need to leave before sunset on April 21. My relevant scheduled shifts are </w:t>
+      </w:r>
+      <w:r>
+        <w:rPr>
+          <w:rFonts w:ascii="Aptos" w:hAnsi="Aptos"/>
+          <w:b/>
+          <w:i w:val="0"/>
+          <w:color w:val="000000"/>
+          <w:sz w:val="21"/>
+        </w:rPr>
+        <w:t>[LIST SPECIFIC DATES / SHIFTS]</w:t>
+      </w:r>
+      <w:r>
+        <w:rPr>
+          <w:rFonts w:ascii="Aptos" w:hAnsi="Aptos"/>
+          <w:b w:val="0"/>
+          <w:i w:val="0"/>
+          <w:color w:val="000000"/>
+          <w:sz w:val="21"/>
+        </w:rPr>
+        <w:t>.</w:t>
       </w:r>
     </w:p>
     <w:p>
       <w:r>
-        <w:t>I would like to discuss a scheduling accommodation related to my observance of [Jewish holiday / weekly Shabbos]. My religious practice will prevent me from working during [specific dates, times, or recurring period].</w:t>
+        <w:rPr>
+          <w:rFonts w:ascii="Aptos" w:hAnsi="Aptos"/>
+          <w:b w:val="0"/>
+          <w:i w:val="0"/>
+          <w:color w:val="000000"/>
+          <w:sz w:val="21"/>
+        </w:rPr>
+        <w:t xml:space="preserve">I would like to discuss </w:t>
+      </w:r>
+      <w:r>
+        <w:rPr>
+          <w:rFonts w:ascii="Aptos" w:hAnsi="Aptos"/>
+          <w:b/>
+          <w:i w:val="0"/>
+          <w:color w:val="000000"/>
+          <w:sz w:val="21"/>
+        </w:rPr>
+        <w:t>[USE OF AVAILABLE LEAVE / SCHEDULE ADJUSTMENT / SHIFT SWAP / OTHER APPROPRIATE OPTION]</w:t>
+      </w:r>
+      <w:r>
+        <w:rPr>
+          <w:rFonts w:ascii="Aptos" w:hAnsi="Aptos"/>
+          <w:b w:val="0"/>
+          <w:i w:val="0"/>
+          <w:color w:val="000000"/>
+          <w:sz w:val="21"/>
+        </w:rPr>
+        <w:t>. I can coordinate handoffs and complete time-sensitive assignments in advance to limit disruption.</w:t>
       </w:r>
     </w:p>
     <w:p>
       <w:r>
-        <w:t>I am giving advance notice so we can plan around my responsibilities. I would appreciate discussing an arrangement such as [approved leave / shift adjustment / alternate scheduling / another workable option], consistent with the requirements of my role.</w:t>
+        <w:rPr>
+          <w:rFonts w:ascii="Aptos" w:hAnsi="Aptos"/>
+          <w:b w:val="0"/>
+          <w:i w:val="0"/>
+          <w:color w:val="000000"/>
+          <w:sz w:val="21"/>
+        </w:rPr>
+        <w:t>Please let me know what information or process you need to review this request. Thank you for considering a workable arrangement.</w:t>
       </w:r>
     </w:p>
     <w:p>
       <w:r>
-        <w:t>I am available to discuss how to maintain coverage and meet essential responsibilities. Please let me know whether there is a company process or form I should complete.</w:t>
-      </w:r>
-    </w:p>
-    <w:p>
-      <w:r>
-        <w:t>Thank you for considering my request.</w:t>
-      </w:r>
-    </w:p>
-    <w:p>
-      <w:r>
+        <w:rPr>
+          <w:rFonts w:ascii="Aptos" w:hAnsi="Aptos"/>
+          <w:b w:val="0"/>
+          <w:i w:val="0"/>
+          <w:color w:val="000000"/>
+          <w:sz w:val="21"/>
+        </w:rPr>
         <w:t>Sincerely,</w:t>
       </w:r>
     </w:p>
     <w:p>
       <w:r>
-        <w:t>[Your name]</w:t>
+        <w:rPr>
+          <w:rFonts w:ascii="Aptos" w:hAnsi="Aptos"/>
+          <w:b w:val="0"/>
+          <w:i w:val="0"/>
+          <w:color w:val="000000"/>
+          <w:sz w:val="21"/>
+        </w:rPr>
+      </w:r>
+      <w:r>
+        <w:rPr>
+          <w:rFonts w:ascii="Aptos" w:hAnsi="Aptos"/>
+          <w:b/>
+          <w:i w:val="0"/>
+          <w:color w:val="000000"/>
+          <w:sz w:val="21"/>
+        </w:rPr>
+        <w:t>[YOUR NAME]</w:t>
+      </w:r>
+      <w:r>
+        <w:rPr>
+          <w:rFonts w:ascii="Aptos" w:hAnsi="Aptos"/>
+          <w:b w:val="0"/>
+          <w:i w:val="0"/>
+          <w:color w:val="000000"/>
+          <w:sz w:val="21"/>
+        </w:rPr>
       </w:r>
     </w:p>
     <w:p>
       <w:r>
-        <w:t>[Job title / department, if useful]</w:t>
+        <w:rPr>
+          <w:rFonts w:ascii="Aptos" w:hAnsi="Aptos"/>
+          <w:b w:val="0"/>
+          <w:i w:val="0"/>
+          <w:color w:val="000000"/>
+          <w:sz w:val="21"/>
+        </w:rPr>
+      </w:r>
+      <w:r>
+        <w:rPr>
+          <w:rFonts w:ascii="Aptos" w:hAnsi="Aptos"/>
+          <w:b/>
+          <w:i w:val="0"/>
+          <w:color w:val="000000"/>
+          <w:sz w:val="21"/>
+        </w:rPr>
+        <w:t>[JOB TITLE / DEPARTMENT]</w:t>
+      </w:r>
+      <w:r>
+        <w:rPr>
+          <w:rFonts w:ascii="Aptos" w:hAnsi="Aptos"/>
+          <w:b w:val="0"/>
+          <w:i w:val="0"/>
+          <w:color w:val="000000"/>
+          <w:sz w:val="21"/>
+        </w:rPr>
       </w:r>
     </w:p>
     <w:p>
       <w:pPr>
-        <w:pStyle w:val="DocHead"/>
-      </w:pPr>
-      <w:r>
-        <w:t>Before you send</w:t>
-      </w:r>
-    </w:p>
-    <w:p>
-      <w:pPr>
-        <w:pStyle w:val="ListBullet"/>
-        <w:spacing w:after="80"/>
-      </w:pPr>
-      <w:r>
-        <w:t>Verify the exact dates and local start/end times of your observance.</w:t>
-      </w:r>
-    </w:p>
-    <w:p>
-      <w:pPr>
-        <w:pStyle w:val="ListBullet"/>
-        <w:spacing w:after="80"/>
-      </w:pPr>
-      <w:r>
-        <w:t>Review your employer’s accommodation and leave policies and submit requests as early as practical.</w:t>
-      </w:r>
-    </w:p>
-    <w:p>
-      <w:pPr>
-        <w:pStyle w:val="ListBullet"/>
-        <w:spacing w:after="80"/>
-      </w:pPr>
-      <w:r>
-        <w:t>Choose only alternatives you can genuinely accommodate; you need not propose a solution that conflicts with your observance.</w:t>
-      </w:r>
-    </w:p>
-    <w:p>
-      <w:pPr>
-        <w:spacing w:before="240"/>
+        <w:spacing w:before="220"/>
       </w:pPr>
       <w:r>
         <w:rPr>
-          <w:i/>
-          <w:color w:val="5A6F77"/>
-          <w:sz w:val="16"/>
+          <w:rFonts w:ascii="Aptos" w:hAnsi="Aptos"/>
+          <w:b/>
+          <w:i w:val="0"/>
+          <w:color w:val="000000"/>
+          <w:sz w:val="15"/>
         </w:rPr>
-        <w:t>Educational template only. Individual circumstances and legal obligations vary. For individualized legal advice, consult an appropriately qualified professional.</w:t>
+        <w:t xml:space="preserve">DATE REFERENCE  </w:t>
+      </w:r>
+      <w:r>
+        <w:rPr>
+          <w:rFonts w:ascii="Aptos" w:hAnsi="Aptos"/>
+          <w:b w:val="0"/>
+          <w:i w:val="0"/>
+          <w:color w:val="000000"/>
+          <w:sz w:val="15"/>
+        </w:rPr>
+        <w:t>Hebcal 2027 Diaspora. U.S. workplace religious accommodation information: eeoc.gov/religious-discrimination.</w:t>
       </w:r>
     </w:p>
     <w:sectPr>
-      <w:footerReference w:type="default" r:id="rId9"/>
+      <w:headerReference w:type="default" r:id="rId9"/>
+      <w:footerReference w:type="default" r:id="rId10"/>
       <w:pgSz w:w="12240" w:h="15840"/>
-      <w:pgMar w:top="1181" w:right="1253" w:bottom="1109" w:left="1253" w:header="720" w:footer="720" w:gutter="0"/>
+      <w:pgMar w:top="1224" w:right="1498" w:bottom="1008" w:left="1498" w:header="504" w:footer="533" w:gutter="0"/>
       <w:cols w:space="720"/>
       <w:docGrid w:linePitch="360"/>
     </w:sectPr>
@@ -146,17 +334,69 @@
   <w:p>
     <w:pPr>
       <w:pStyle w:val="Footer"/>
-      <w:jc w:val="right"/>
+      <w:jc w:val="center"/>
     </w:pPr>
     <w:r>
       <w:rPr>
-        <w:color w:val="5A6F77"/>
+        <w:rFonts w:ascii="Aptos" w:hAnsi="Aptos"/>
+        <w:b w:val="0"/>
+        <w:i w:val="0"/>
+        <w:color w:val="000000"/>
         <w:sz w:val="14"/>
       </w:rPr>
-      <w:t>THE JEWISH MUTUAL  ·  PRACTICAL RESOURCES  ·  OCTOBER 2026</w:t>
+      <w:t>THE JEWISH MUTUAL   |   Free adaptable sample   |   Not an official verification of observance</w:t>
     </w:r>
   </w:p>
 </w:ftr>
+</file>
+
+<file path=word/header1.xml><?xml version="1.0" encoding="utf-8"?>
+<w:hdr xmlns:m="http://schemas.openxmlformats.org/officeDocument/2006/math" xmlns:mc="http://schemas.openxmlformats.org/markup-compatibility/2006" xmlns:mo="http://schemas.microsoft.com/office/mac/office/2008/main" xmlns:mv="urn:schemas-microsoft-com:mac:vml" xmlns:o="urn:schemas-microsoft-com:office:office" xmlns:r="http://schemas.openxmlformats.org/officeDocument/2006/relationships" xmlns:v="urn:schemas-microsoft-com:vml" xmlns:w10="urn:schemas-microsoft-com:office:word" xmlns:w14="http://schemas.microsoft.com/office/word/2010/wordml" xmlns:w="http://schemas.openxmlformats.org/wordprocessingml/2006/main" xmlns:wne="http://schemas.microsoft.com/office/word/2006/wordml" xmlns:wp14="http://schemas.microsoft.com/office/word/2010/wordprocessingDrawing" xmlns:wp="http://schemas.openxmlformats.org/drawingml/2006/wordprocessingDrawing" xmlns:wpc="http://schemas.microsoft.com/office/word/2010/wordprocessingCanvas" xmlns:wpg="http://schemas.microsoft.com/office/word/2010/wordprocessingGroup" xmlns:wpi="http://schemas.microsoft.com/office/word/2010/wordprocessingInk" xmlns:wps="http://schemas.microsoft.com/office/word/2010/wordprocessingShape" mc:Ignorable="w14 wp14">
+  <w:p>
+    <w:pPr>
+      <w:pStyle w:val="Header"/>
+      <w:spacing w:after="80"/>
+    </w:pPr>
+    <w:r>
+      <w:rPr>
+        <w:rFonts w:ascii="Georgia" w:hAnsi="Georgia"/>
+        <w:b/>
+        <w:i w:val="0"/>
+        <w:color w:val="000000"/>
+        <w:sz w:val="42"/>
+      </w:rPr>
+      <w:t>J</w:t>
+    </w:r>
+    <w:r>
+      <w:rPr>
+        <w:rFonts w:ascii="Georgia" w:hAnsi="Georgia"/>
+        <w:b/>
+        <w:i w:val="0"/>
+        <w:color w:val="000000"/>
+        <w:sz w:val="28"/>
+      </w:rPr>
+      <w:t xml:space="preserve">  THE JEWISH MUTUAL</w:t>
+    </w:r>
+  </w:p>
+  <w:p>
+    <w:pPr>
+      <w:spacing w:after="120"/>
+      <w:pBdr>
+        <w:bottom w:val="single" w:sz="8" w:color="000000" w:space="8"/>
+      </w:pBdr>
+    </w:pPr>
+    <w:r>
+      <w:rPr>
+        <w:rFonts w:ascii="Aptos" w:hAnsi="Aptos"/>
+        <w:b/>
+        <w:i w:val="0"/>
+        <w:color w:val="000000"/>
+        <w:sz w:val="15"/>
+      </w:rPr>
+      <w:t>EDUCATIONAL &amp; PROFESSIONAL RESOURCES  /  UNITED STATES</w:t>
+    </w:r>
+  </w:p>
+</w:hdr>
 </file>
 
 <file path=word/numbering.xml><?xml version="1.0" encoding="utf-8"?>
@@ -523,11 +763,11 @@
     <w:qFormat/>
     <w:rsid w:val="00FC693F"/>
     <w:pPr>
-      <w:spacing w:after="180" w:line="281" w:lineRule="auto"/>
+      <w:spacing w:after="140" w:line="264" w:lineRule="auto"/>
     </w:pPr>
     <w:rPr>
       <w:rFonts w:ascii="Aptos" w:hAnsi="Aptos"/>
-      <w:color w:val="1C303A"/>
+      <w:color w:val="000000"/>
       <w:sz w:val="21"/>
     </w:rPr>
   </w:style>
@@ -590,11 +830,11 @@
       <w:outlineLvl w:val="0"/>
     </w:pPr>
     <w:rPr>
-      <w:rFonts w:asciiTheme="majorHAnsi" w:eastAsiaTheme="majorEastAsia" w:hAnsiTheme="majorHAnsi" w:cstheme="majorBidi"/>
+      <w:rFonts w:asciiTheme="majorHAnsi" w:eastAsiaTheme="majorEastAsia" w:hAnsiTheme="majorHAnsi" w:cstheme="majorBidi" w:ascii="Aptos" w:hAnsi="Aptos"/>
       <w:b/>
       <w:bCs/>
-      <w:color w:val="365F91" w:themeColor="accent1" w:themeShade="BF"/>
-      <w:sz w:val="28"/>
+      <w:color w:val="000000"/>
+      <w:sz w:val="22"/>
       <w:szCs w:val="28"/>
     </w:rPr>
   </w:style>
@@ -879,11 +1119,12 @@
       <w:contextualSpacing/>
     </w:pPr>
     <w:rPr>
-      <w:rFonts w:asciiTheme="majorHAnsi" w:eastAsiaTheme="majorEastAsia" w:hAnsiTheme="majorHAnsi" w:cstheme="majorBidi"/>
-      <w:color w:val="17365D" w:themeColor="text2" w:themeShade="BF"/>
+      <w:rFonts w:asciiTheme="majorHAnsi" w:eastAsiaTheme="majorEastAsia" w:hAnsiTheme="majorHAnsi" w:cstheme="majorBidi" w:ascii="Georgia" w:hAnsi="Georgia"/>
+      <w:b/>
+      <w:color w:val="000000"/>
       <w:spacing w:val="5"/>
       <w:kern w:val="28"/>
-      <w:sz w:val="52"/>
+      <w:sz w:val="28"/>
       <w:szCs w:val="52"/>
     </w:rPr>
   </w:style>
@@ -12212,45 +12453,6 @@
         <w:shd w:val="clear" w:color="auto" w:fill="FBCAA2" w:themeFill="accent6" w:themeFillTint="7F"/>
       </w:tcPr>
     </w:tblStylePr>
-  </w:style>
-  <w:style w:type="paragraph" w:customStyle="1" w:styleId="DocTitle">
-    <w:name w:val="DocTitle"/>
-    <w:basedOn w:val="Normal"/>
-    <w:pPr>
-      <w:spacing w:before="60" w:after="160"/>
-    </w:pPr>
-    <w:rPr>
-      <w:rFonts w:ascii="Georgia" w:hAnsi="Georgia"/>
-      <w:b w:val="0"/>
-      <w:color w:val="1C303A"/>
-      <w:sz w:val="48"/>
-    </w:rPr>
-  </w:style>
-  <w:style w:type="paragraph" w:customStyle="1" w:styleId="DocHead">
-    <w:name w:val="DocHead"/>
-    <w:basedOn w:val="Normal"/>
-    <w:pPr>
-      <w:spacing w:before="200" w:after="160"/>
-    </w:pPr>
-    <w:rPr>
-      <w:rFonts w:ascii="Aptos" w:hAnsi="Aptos"/>
-      <w:b/>
-      <w:color w:val="1C303A"/>
-      <w:sz w:val="26"/>
-    </w:rPr>
-  </w:style>
-  <w:style w:type="paragraph" w:customStyle="1" w:styleId="DocMinor">
-    <w:name w:val="DocMinor"/>
-    <w:basedOn w:val="Normal"/>
-    <w:pPr>
-      <w:spacing w:before="200" w:after="160"/>
-    </w:pPr>
-    <w:rPr>
-      <w:rFonts w:ascii="Aptos" w:hAnsi="Aptos"/>
-      <w:b/>
-      <w:color w:val="9F5F39"/>
-      <w:sz w:val="20"/>
-    </w:rPr>
   </w:style>
 </w:styles>
 </file>
